--- a/Архитектура_приложения.docx
+++ b/Архитектура_приложения.docx
@@ -15,7 +15,7 @@
         <w:rPr>
           <w:i/>
         </w:rPr>
-        <w:t>Управление кросс-функциональной командой · v1.49.0</w:t>
+        <w:t>Управление стримами и командами · v2.3.0</w:t>
       </w:r>
     </w:p>
     <w:p>
@@ -33,7 +33,7 @@
     </w:p>
     <w:p>
       <w:r>
-        <w:t>Единственная публичная точка входа — nginx (:8080): раздаёт SPA и проксирует к сервисам. Бизнес-логика и данные — Java (Spring Boot), метрики — Python (FastAPI); общая PostgreSQL.</w:t>
+        <w:t>Единственная публичная точка входа — nginx (:8090): раздаёт SPA и проксирует к сервисам. Бизнес-логика и данные — Java (Spring Boot), метрики — Python (FastAPI); общая PostgreSQL, в которой у каждой команды своя схема.</w:t>
       </w:r>
     </w:p>
     <w:p>
@@ -190,7 +190,7 @@
           </w:tcPr>
           <w:p>
             <w:r>
-              <w:t>через nginx :8080</w:t>
+              <w:t>через nginx :8090</w:t>
             </w:r>
           </w:p>
         </w:tc>
@@ -232,7 +232,7 @@
           </w:tcPr>
           <w:p>
             <w:r>
-              <w:t>:8080 — публичный</w:t>
+              <w:t>:8090 — публичный</w:t>
             </w:r>
           </w:p>
         </w:tc>
@@ -374,7 +374,7 @@
     </w:p>
     <w:p>
       <w:r>
-        <w:t>Четыре сервиса docker-compose в одной внутренней сети; наружу открыт только web (:8080).</w:t>
+        <w:t>Четыре сервиса docker-compose в одной внутренней сети; наружу открыт только web (:8090).</w:t>
       </w:r>
     </w:p>
     <w:p>
@@ -546,7 +546,7 @@
           </w:tcPr>
           <w:p>
             <w:r>
-              <w:t>8080:80</w:t>
+              <w:t>8090:80</w:t>
             </w:r>
           </w:p>
         </w:tc>
@@ -728,7 +728,7 @@
     </w:p>
     <w:p>
       <w:r>
-        <w:t>PostgreSQL хранит 51 таблиц по доменам. Всё состояние — единый снимок GET/PUT /api/state с оптимистичной блокировкой (app_meta). Связи логические (по строковым id). Схема — Flyway V1–V12.</w:t>
+        <w:t>PostgreSQL хранит 51 таблиц команды по доменам и 4 таблицы платформы. Всё состояние — единый снимок GET/PUT /api/state с оптимистичной блокировкой (app_meta). Связи логические (по строковым id). Схема — Flyway V1–V12.</w:t>
       </w:r>
     </w:p>
     <w:p>
@@ -1076,11 +1076,143 @@
             <w:tcW w:type="dxa" w:w="4680"/>
           </w:tcPr>
           <w:p>
-            <w:r/>
+            <w:r>
+              <w:t>диаграмма Исикавы (категории и причины)</w:t>
+            </w:r>
           </w:p>
         </w:tc>
       </w:tr>
     </w:tbl>
+    <w:p>
+      <w:pPr>
+        <w:pStyle w:val="Heading2"/>
+      </w:pPr>
+      <w:r>
+        <w:t>Платформа стримов и команд</w:t>
+      </w:r>
+    </w:p>
+    <w:p>
+      <w:r>
+        <w:t>Платформенные таблицы живут только в схеме public и мигрируются отдельно (db/platform, история platform_schema_history), поэтому их версии не пересекаются с миграциями команды, приходящими из базового проекта.</w:t>
+      </w:r>
+    </w:p>
+    <w:tbl>
+      <w:tblPr>
+        <w:tblStyle w:val="LightGrid-Accent1"/>
+        <w:tblW w:type="auto" w:w="0"/>
+        <w:tblLook w:firstColumn="1" w:firstRow="1" w:lastColumn="0" w:lastRow="0" w:noHBand="0" w:noVBand="1" w:val="04A0"/>
+      </w:tblPr>
+      <w:tblGrid>
+        <w:gridCol w:w="4680"/>
+        <w:gridCol w:w="4680"/>
+      </w:tblGrid>
+      <w:tr>
+        <w:tc>
+          <w:tcPr>
+            <w:tcW w:type="dxa" w:w="4680"/>
+          </w:tcPr>
+          <w:p>
+            <w:r/>
+            <w:r>
+              <w:rPr>
+                <w:b/>
+              </w:rPr>
+              <w:t>Версия платформы</w:t>
+            </w:r>
+          </w:p>
+        </w:tc>
+        <w:tc>
+          <w:tcPr>
+            <w:tcW w:type="dxa" w:w="4680"/>
+          </w:tcPr>
+          <w:p>
+            <w:r/>
+            <w:r>
+              <w:rPr>
+                <w:b/>
+              </w:rPr>
+              <w:t>Что добавляет</w:t>
+            </w:r>
+          </w:p>
+        </w:tc>
+      </w:tr>
+      <w:tr>
+        <w:tc>
+          <w:tcPr>
+            <w:tcW w:type="dxa" w:w="4680"/>
+          </w:tcPr>
+          <w:p>
+            <w:r>
+              <w:t>V1</w:t>
+            </w:r>
+          </w:p>
+        </w:tc>
+        <w:tc>
+          <w:tcPr>
+            <w:tcW w:type="dxa" w:w="4680"/>
+          </w:tcPr>
+          <w:p>
+            <w:r>
+              <w:t>стримы, команды, роли (org_streams, org_teams, org_memberships)</w:t>
+            </w:r>
+          </w:p>
+        </w:tc>
+      </w:tr>
+      <w:tr>
+        <w:tc>
+          <w:tcPr>
+            <w:tcW w:type="dxa" w:w="4680"/>
+          </w:tcPr>
+          <w:p>
+            <w:r>
+              <w:t>V2</w:t>
+            </w:r>
+          </w:p>
+        </w:tc>
+        <w:tc>
+          <w:tcPr>
+            <w:tcW w:type="dxa" w:w="4680"/>
+          </w:tcPr>
+          <w:p>
+            <w:r>
+              <w:t>документ стрима (org_stream_docs)</w:t>
+            </w:r>
+          </w:p>
+        </w:tc>
+      </w:tr>
+    </w:tbl>
+    <w:p>
+      <w:pPr>
+        <w:pStyle w:val="ListBullet"/>
+      </w:pPr>
+      <w:r>
+        <w:t>Схема на команду: первая команда (t1) — public, каждая новая — team_&lt;id&gt;; набор таблиц команды одинаков и мигрируется теми же V1…V12.</w:t>
+      </w:r>
+    </w:p>
+    <w:p>
+      <w:pPr>
+        <w:pStyle w:val="ListBullet"/>
+      </w:pPr>
+      <w:r>
+        <w:t>Hibernate SCHEMA multi-tenancy: схема выбирается по команде запроса (TenantContext), код сущностей и StateService не меняется.</w:t>
+      </w:r>
+    </w:p>
+    <w:p>
+      <w:pPr>
+        <w:pStyle w:val="ListBullet"/>
+      </w:pPr>
+      <w:r>
+        <w:t>Доступ: эффективная роль на команде = роль ADMIN, или общая роль (если назначений нет), или максимум из ролей в команде и в её стриме.</w:t>
+      </w:r>
+    </w:p>
+    <w:p>
+      <w:pPr>
+        <w:pStyle w:val="ListBullet"/>
+      </w:pPr>
+      <w:r>
+        <w:t>Данные стрима — один JSON-документ на стрим с версией (409 при конфликте); сводки по стриму считаются по данным команд.</w:t>
+      </w:r>
+    </w:p>
     <w:p>
       <w:pPr>
         <w:pStyle w:val="Heading2"/>
@@ -3739,7 +3871,7 @@
           </w:tcPr>
           <w:p>
             <w:r>
-              <w:t>—</w:t>
+              <w:t>Аналитика</w:t>
             </w:r>
           </w:p>
         </w:tc>
@@ -3769,7 +3901,7 @@
           </w:tcPr>
           <w:p>
             <w:r>
-              <w:t>—</w:t>
+              <w:t>Категории диаграммы Исикавы (причины срыва сроков)</w:t>
             </w:r>
           </w:p>
         </w:tc>
@@ -3791,7 +3923,7 @@
           </w:tcPr>
           <w:p>
             <w:r>
-              <w:t>—</w:t>
+              <w:t>Аналитика</w:t>
             </w:r>
           </w:p>
         </w:tc>
@@ -3821,7 +3953,215 @@
           </w:tcPr>
           <w:p>
             <w:r>
-              <w:t>—</w:t>
+              <w:t>Причины диаграммы Исикавы с весом и привязкой к категории</w:t>
+            </w:r>
+          </w:p>
+        </w:tc>
+      </w:tr>
+      <w:tr>
+        <w:tc>
+          <w:tcPr>
+            <w:tcW w:type="dxa" w:w="1872"/>
+          </w:tcPr>
+          <w:p>
+            <w:r>
+              <w:t>org_streams</w:t>
+            </w:r>
+          </w:p>
+        </w:tc>
+        <w:tc>
+          <w:tcPr>
+            <w:tcW w:type="dxa" w:w="1872"/>
+          </w:tcPr>
+          <w:p>
+            <w:r>
+              <w:t>Платформа</w:t>
+            </w:r>
+          </w:p>
+        </w:tc>
+        <w:tc>
+          <w:tcPr>
+            <w:tcW w:type="dxa" w:w="1872"/>
+          </w:tcPr>
+          <w:p>
+            <w:r>
+              <w:t>5</w:t>
+            </w:r>
+          </w:p>
+        </w:tc>
+        <w:tc>
+          <w:tcPr>
+            <w:tcW w:type="dxa" w:w="1872"/>
+          </w:tcPr>
+          <w:p>
+            <w:r>
+              <w:t>id, name, descr, ord, created_at</w:t>
+            </w:r>
+          </w:p>
+        </w:tc>
+        <w:tc>
+          <w:tcPr>
+            <w:tcW w:type="dxa" w:w="1872"/>
+          </w:tcPr>
+          <w:p>
+            <w:r>
+              <w:t>Стримы (потоки ценности): название, описание, порядок</w:t>
+            </w:r>
+          </w:p>
+        </w:tc>
+      </w:tr>
+      <w:tr>
+        <w:tc>
+          <w:tcPr>
+            <w:tcW w:type="dxa" w:w="1872"/>
+          </w:tcPr>
+          <w:p>
+            <w:r>
+              <w:t>org_teams</w:t>
+            </w:r>
+          </w:p>
+        </w:tc>
+        <w:tc>
+          <w:tcPr>
+            <w:tcW w:type="dxa" w:w="1872"/>
+          </w:tcPr>
+          <w:p>
+            <w:r>
+              <w:t>Платформа</w:t>
+            </w:r>
+          </w:p>
+        </w:tc>
+        <w:tc>
+          <w:tcPr>
+            <w:tcW w:type="dxa" w:w="1872"/>
+          </w:tcPr>
+          <w:p>
+            <w:r>
+              <w:t>6</w:t>
+            </w:r>
+          </w:p>
+        </w:tc>
+        <w:tc>
+          <w:tcPr>
+            <w:tcW w:type="dxa" w:w="1872"/>
+          </w:tcPr>
+          <w:p>
+            <w:r>
+              <w:t>id, stream_id, name, schema_name, ord, created_at</w:t>
+            </w:r>
+          </w:p>
+        </w:tc>
+        <w:tc>
+          <w:tcPr>
+            <w:tcW w:type="dxa" w:w="1872"/>
+          </w:tcPr>
+          <w:p>
+            <w:r>
+              <w:t>Команды стримов; schema_name — схема БД с данными команды (пусто у первой — public)</w:t>
+            </w:r>
+          </w:p>
+        </w:tc>
+      </w:tr>
+      <w:tr>
+        <w:tc>
+          <w:tcPr>
+            <w:tcW w:type="dxa" w:w="1872"/>
+          </w:tcPr>
+          <w:p>
+            <w:r>
+              <w:t>org_memberships</w:t>
+            </w:r>
+          </w:p>
+        </w:tc>
+        <w:tc>
+          <w:tcPr>
+            <w:tcW w:type="dxa" w:w="1872"/>
+          </w:tcPr>
+          <w:p>
+            <w:r>
+              <w:t>Платформа</w:t>
+            </w:r>
+          </w:p>
+        </w:tc>
+        <w:tc>
+          <w:tcPr>
+            <w:tcW w:type="dxa" w:w="1872"/>
+          </w:tcPr>
+          <w:p>
+            <w:r>
+              <w:t>5</w:t>
+            </w:r>
+          </w:p>
+        </w:tc>
+        <w:tc>
+          <w:tcPr>
+            <w:tcW w:type="dxa" w:w="1872"/>
+          </w:tcPr>
+          <w:p>
+            <w:r>
+              <w:t>pk, username, scope_type, scope_id, role</w:t>
+            </w:r>
+          </w:p>
+        </w:tc>
+        <w:tc>
+          <w:tcPr>
+            <w:tcW w:type="dxa" w:w="1872"/>
+          </w:tcPr>
+          <w:p>
+            <w:r>
+              <w:t>Роли пользователей в стримах и командах (VIEWER / EDITOR)</w:t>
+            </w:r>
+          </w:p>
+        </w:tc>
+      </w:tr>
+      <w:tr>
+        <w:tc>
+          <w:tcPr>
+            <w:tcW w:type="dxa" w:w="1872"/>
+          </w:tcPr>
+          <w:p>
+            <w:r>
+              <w:t>org_stream_docs</w:t>
+            </w:r>
+          </w:p>
+        </w:tc>
+        <w:tc>
+          <w:tcPr>
+            <w:tcW w:type="dxa" w:w="1872"/>
+          </w:tcPr>
+          <w:p>
+            <w:r>
+              <w:t>Платформа</w:t>
+            </w:r>
+          </w:p>
+        </w:tc>
+        <w:tc>
+          <w:tcPr>
+            <w:tcW w:type="dxa" w:w="1872"/>
+          </w:tcPr>
+          <w:p>
+            <w:r>
+              <w:t>5</w:t>
+            </w:r>
+          </w:p>
+        </w:tc>
+        <w:tc>
+          <w:tcPr>
+            <w:tcW w:type="dxa" w:w="1872"/>
+          </w:tcPr>
+          <w:p>
+            <w:r>
+              <w:t>stream_id, version, data, updated_at, updated_by</w:t>
+            </w:r>
+          </w:p>
+        </w:tc>
+        <w:tc>
+          <w:tcPr>
+            <w:tcW w:type="dxa" w:w="1872"/>
+          </w:tcPr>
+          <w:p>
+            <w:r>
+              <w:t>Документ стрима (фичи, PI, цели, зависимости, ROAM, Scrum of Scrums, System Demo) с версией</w:t>
             </w:r>
           </w:p>
         </w:tc>
@@ -3840,7 +4180,7 @@
         <w:pStyle w:val="ListBullet"/>
       </w:pPr>
       <w:r>
-        <w:t>Браузер → nginx (:8080) → SPA и проксирование API/Analytics.</w:t>
+        <w:t>Браузер → nginx (:8090) → SPA и проксирование API/Analytics.</w:t>
       </w:r>
     </w:p>
     <w:p>
@@ -3848,7 +4188,7 @@
         <w:pStyle w:val="ListBullet"/>
       </w:pPr>
       <w:r>
-        <w:t>SPA ↔ API: GET/PUT /api/state (полный снимок, блокировка версии).</w:t>
+        <w:t>SPA ↔ API: GET/PUT /api/state (полный снимок команды из заголовка X-Team-Id, блокировка версии).</w:t>
       </w:r>
     </w:p>
     <w:p>
@@ -3856,7 +4196,7 @@
         <w:pStyle w:val="ListBullet"/>
       </w:pPr>
       <w:r>
-        <w:t>SPA ↔ API: WebSocket /ws/board — доска в реальном времени.</w:t>
+        <w:t>SPA ↔ API: /api/org — стримы, команды, роли; /api/org/streams/{id}/doc — документ стрима.</w:t>
       </w:r>
     </w:p>
     <w:p>
@@ -3864,7 +4204,15 @@
         <w:pStyle w:val="ListBullet"/>
       </w:pPr>
       <w:r>
-        <w:t>SPA → Analytics: /analytics — метрики (тот же токен).</w:t>
+        <w:t>SPA ↔ API: WebSocket /ws/board?team=&lt;id&gt; — доска в реальном времени, отдельная комната у каждой команды.</w:t>
+      </w:r>
+    </w:p>
+    <w:p>
+      <w:pPr>
+        <w:pStyle w:val="ListBullet"/>
+      </w:pPr>
+      <w:r>
+        <w:t>SPA → Analytics: /analytics — метрики выбранной команды (тот же токен и X-Team-Id).</w:t>
       </w:r>
     </w:p>
     <w:p>
@@ -3893,7 +4241,7 @@
         <w:rPr>
           <w:i/>
         </w:rPr>
-        <w:t>Сгенерировано для приложения «Управление кросс-функциональной командой» v1.49.0.</w:t>
+        <w:t>Сгенерировано для приложения «Управление стримами и командами» v2.3.0.</w:t>
       </w:r>
     </w:p>
     <w:sectPr>

--- a/Архитектура_приложения.docx
+++ b/Архитектура_приложения.docx
@@ -15,7 +15,7 @@
         <w:rPr>
           <w:i/>
         </w:rPr>
-        <w:t>Управление стримами и командами · v2.3.0</w:t>
+        <w:t>Управление стримами и командами · v2.4.0</w:t>
       </w:r>
     </w:p>
     <w:p>
@@ -4241,7 +4241,7 @@
         <w:rPr>
           <w:i/>
         </w:rPr>
-        <w:t>Сгенерировано для приложения «Управление стримами и командами» v2.3.0.</w:t>
+        <w:t>Сгенерировано для приложения «Управление стримами и командами» v2.4.0.</w:t>
       </w:r>
     </w:p>
     <w:sectPr>

--- a/Архитектура_приложения.docx
+++ b/Архитектура_приложения.docx
@@ -15,7 +15,7 @@
         <w:rPr>
           <w:i/>
         </w:rPr>
-        <w:t>Управление стримами и командами · v2.4.0</w:t>
+        <w:t>Управление стримами и командами · v2.5.0</w:t>
       </w:r>
     </w:p>
     <w:p>
@@ -4241,7 +4241,7 @@
         <w:rPr>
           <w:i/>
         </w:rPr>
-        <w:t>Сгенерировано для приложения «Управление стримами и командами» v2.4.0.</w:t>
+        <w:t>Сгенерировано для приложения «Управление стримами и командами» v2.5.0.</w:t>
       </w:r>
     </w:p>
     <w:sectPr>

--- a/Архитектура_приложения.docx
+++ b/Архитектура_приложения.docx
@@ -15,7 +15,7 @@
         <w:rPr>
           <w:i/>
         </w:rPr>
-        <w:t>Управление стримами и командами · v2.5.0</w:t>
+        <w:t>Управление стримами и командами · v2.6.0</w:t>
       </w:r>
     </w:p>
     <w:p>
@@ -4241,7 +4241,7 @@
         <w:rPr>
           <w:i/>
         </w:rPr>
-        <w:t>Сгенерировано для приложения «Управление стримами и командами» v2.5.0.</w:t>
+        <w:t>Сгенерировано для приложения «Управление стримами и командами» v2.6.0.</w:t>
       </w:r>
     </w:p>
     <w:sectPr>

--- a/Архитектура_приложения.docx
+++ b/Архитектура_приложения.docx
@@ -15,7 +15,7 @@
         <w:rPr>
           <w:i/>
         </w:rPr>
-        <w:t>Управление стримами и командами · v2.6.0</w:t>
+        <w:t>Управление стримами и командами · v2.7.0</w:t>
       </w:r>
     </w:p>
     <w:p>
@@ -1180,6 +1180,28 @@
           </w:p>
         </w:tc>
       </w:tr>
+      <w:tr>
+        <w:tc>
+          <w:tcPr>
+            <w:tcW w:type="dxa" w:w="4680"/>
+          </w:tcPr>
+          <w:p>
+            <w:r>
+              <w:t>V3</w:t>
+            </w:r>
+          </w:p>
+        </w:tc>
+        <w:tc>
+          <w:tcPr>
+            <w:tcW w:type="dxa" w:w="4680"/>
+          </w:tcPr>
+          <w:p>
+            <w:r>
+              <w:t>должности команды управления стрима (org_memberships.position)</w:t>
+            </w:r>
+          </w:p>
+        </w:tc>
+      </w:tr>
     </w:tbl>
     <w:p>
       <w:pPr>
@@ -4089,27 +4111,27 @@
           </w:tcPr>
           <w:p>
             <w:r>
-              <w:t>5</w:t>
-            </w:r>
-          </w:p>
-        </w:tc>
-        <w:tc>
-          <w:tcPr>
-            <w:tcW w:type="dxa" w:w="1872"/>
-          </w:tcPr>
-          <w:p>
-            <w:r>
-              <w:t>pk, username, scope_type, scope_id, role</w:t>
-            </w:r>
-          </w:p>
-        </w:tc>
-        <w:tc>
-          <w:tcPr>
-            <w:tcW w:type="dxa" w:w="1872"/>
-          </w:tcPr>
-          <w:p>
-            <w:r>
-              <w:t>Роли пользователей в стримах и командах (VIEWER / EDITOR)</w:t>
+              <w:t>6</w:t>
+            </w:r>
+          </w:p>
+        </w:tc>
+        <w:tc>
+          <w:tcPr>
+            <w:tcW w:type="dxa" w:w="1872"/>
+          </w:tcPr>
+          <w:p>
+            <w:r>
+              <w:t>pk, username, scope_type, scope_id, role, position</w:t>
+            </w:r>
+          </w:p>
+        </w:tc>
+        <w:tc>
+          <w:tcPr>
+            <w:tcW w:type="dxa" w:w="1872"/>
+          </w:tcPr>
+          <w:p>
+            <w:r>
+              <w:t>Роли пользователей в стримах и командах (VIEWER / EDITOR) и должности команды управления стрима (position)</w:t>
             </w:r>
           </w:p>
         </w:tc>
@@ -4241,7 +4263,7 @@
         <w:rPr>
           <w:i/>
         </w:rPr>
-        <w:t>Сгенерировано для приложения «Управление стримами и командами» v2.6.0.</w:t>
+        <w:t>Сгенерировано для приложения «Управление стримами и командами» v2.7.0.</w:t>
       </w:r>
     </w:p>
     <w:sectPr>

--- a/Архитектура_приложения.docx
+++ b/Архитектура_приложения.docx
@@ -15,7 +15,7 @@
         <w:rPr>
           <w:i/>
         </w:rPr>
-        <w:t>Управление стримами и командами · v2.7.0</w:t>
+        <w:t>Управление стримами и командами · v2.8.0</w:t>
       </w:r>
     </w:p>
     <w:p>
@@ -1202,6 +1202,26 @@
           </w:p>
         </w:tc>
       </w:tr>
+      <w:tr>
+        <w:tc>
+          <w:tcPr>
+            <w:tcW w:type="dxa" w:w="4680"/>
+          </w:tcPr>
+          <w:p>
+            <w:r>
+              <w:t>V4</w:t>
+            </w:r>
+          </w:p>
+        </w:tc>
+        <w:tc>
+          <w:tcPr>
+            <w:tcW w:type="dxa" w:w="4680"/>
+          </w:tcPr>
+          <w:p>
+            <w:r/>
+          </w:p>
+        </w:tc>
+      </w:tr>
     </w:tbl>
     <w:p>
       <w:pPr>
@@ -2707,7 +2727,7 @@
           </w:tcPr>
           <w:p>
             <w:r>
-              <w:t>7</w:t>
+              <w:t>8</w:t>
             </w:r>
           </w:p>
         </w:tc>
@@ -4263,7 +4283,7 @@
         <w:rPr>
           <w:i/>
         </w:rPr>
-        <w:t>Сгенерировано для приложения «Управление стримами и командами» v2.7.0.</w:t>
+        <w:t>Сгенерировано для приложения «Управление стримами и командами» v2.8.0.</w:t>
       </w:r>
     </w:p>
     <w:sectPr>

--- a/Архитектура_приложения.docx
+++ b/Архитектура_приложения.docx
@@ -15,7 +15,7 @@
         <w:rPr>
           <w:i/>
         </w:rPr>
-        <w:t>Управление стримами и командами · v2.8.0</w:t>
+        <w:t>Управление стримами и командами · v2.9.0</w:t>
       </w:r>
     </w:p>
     <w:p>
@@ -4283,7 +4283,7 @@
         <w:rPr>
           <w:i/>
         </w:rPr>
-        <w:t>Сгенерировано для приложения «Управление стримами и командами» v2.8.0.</w:t>
+        <w:t>Сгенерировано для приложения «Управление стримами и командами» v2.9.0.</w:t>
       </w:r>
     </w:p>
     <w:sectPr>

--- a/Архитектура_приложения.docx
+++ b/Архитектура_приложения.docx
@@ -15,7 +15,7 @@
         <w:rPr>
           <w:i/>
         </w:rPr>
-        <w:t>Управление стримами и командами · v2.9.0</w:t>
+        <w:t>Управление стримами и командами · v2.10.0</w:t>
       </w:r>
     </w:p>
     <w:p>
@@ -728,7 +728,7 @@
     </w:p>
     <w:p>
       <w:r>
-        <w:t>PostgreSQL хранит 51 таблиц команды по доменам и 4 таблицы платформы. Всё состояние — единый снимок GET/PUT /api/state с оптимистичной блокировкой (app_meta). Связи логические (по строковым id). Схема — Flyway V1–V12.</w:t>
+        <w:t>PostgreSQL хранит 51 таблиц команды по доменам и 4 таблицы платформы. Всё состояние — единый снимок GET/PUT /api/state с оптимистичной блокировкой (app_meta). Связи логические (по строковым id). Схема — Flyway V1–V13.</w:t>
       </w:r>
     </w:p>
     <w:p>
@@ -1082,6 +1082,26 @@
           </w:p>
         </w:tc>
       </w:tr>
+      <w:tr>
+        <w:tc>
+          <w:tcPr>
+            <w:tcW w:type="dxa" w:w="4680"/>
+          </w:tcPr>
+          <w:p>
+            <w:r>
+              <w:t>V13</w:t>
+            </w:r>
+          </w:p>
+        </w:tc>
+        <w:tc>
+          <w:tcPr>
+            <w:tcW w:type="dxa" w:w="4680"/>
+          </w:tcPr>
+          <w:p>
+            <w:r/>
+          </w:p>
+        </w:tc>
+      </w:tr>
     </w:tbl>
     <w:p>
       <w:pPr>
@@ -1228,7 +1248,7 @@
         <w:pStyle w:val="ListBullet"/>
       </w:pPr>
       <w:r>
-        <w:t>Схема на команду: первая команда (t1) — public, каждая новая — team_&lt;id&gt;; набор таблиц команды одинаков и мигрируется теми же V1…V12.</w:t>
+        <w:t>Схема на команду: первая команда (t1) — public, каждая новая — team_&lt;id&gt;; набор таблиц команды одинаков и мигрируется теми же V1…V13.</w:t>
       </w:r>
     </w:p>
     <w:p>
@@ -1375,17 +1395,17 @@
           </w:tcPr>
           <w:p>
             <w:r>
-              <w:t>4</w:t>
-            </w:r>
-          </w:p>
-        </w:tc>
-        <w:tc>
-          <w:tcPr>
-            <w:tcW w:type="dxa" w:w="1872"/>
-          </w:tcPr>
-          <w:p>
-            <w:r>
-              <w:t>id, name, today_date, budget_rate</w:t>
+              <w:t>5</w:t>
+            </w:r>
+          </w:p>
+        </w:tc>
+        <w:tc>
+          <w:tcPr>
+            <w:tcW w:type="dxa" w:w="1872"/>
+          </w:tcPr>
+          <w:p>
+            <w:r>
+              <w:t>id, name, today_date, budget_rate, stage_roles</w:t>
             </w:r>
           </w:p>
         </w:tc>
@@ -1531,7 +1551,7 @@
           </w:tcPr>
           <w:p>
             <w:r>
-              <w:t>7</w:t>
+              <w:t>8</w:t>
             </w:r>
           </w:p>
         </w:tc>
@@ -4283,7 +4303,7 @@
         <w:rPr>
           <w:i/>
         </w:rPr>
-        <w:t>Сгенерировано для приложения «Управление стримами и командами» v2.9.0.</w:t>
+        <w:t>Сгенерировано для приложения «Управление стримами и командами» v2.10.0.</w:t>
       </w:r>
     </w:p>
     <w:sectPr>

--- a/Архитектура_приложения.docx
+++ b/Архитектура_приложения.docx
@@ -15,7 +15,7 @@
         <w:rPr>
           <w:i/>
         </w:rPr>
-        <w:t>Управление стримами и командами · v2.10.0</w:t>
+        <w:t>Управление стримами и командами · v2.11.0</w:t>
       </w:r>
     </w:p>
     <w:p>
@@ -4303,7 +4303,7 @@
         <w:rPr>
           <w:i/>
         </w:rPr>
-        <w:t>Сгенерировано для приложения «Управление стримами и командами» v2.10.0.</w:t>
+        <w:t>Сгенерировано для приложения «Управление стримами и командами» v2.11.0.</w:t>
       </w:r>
     </w:p>
     <w:sectPr>

--- a/Архитектура_приложения.docx
+++ b/Архитектура_приложения.docx
@@ -15,7 +15,7 @@
         <w:rPr>
           <w:i/>
         </w:rPr>
-        <w:t>Управление стримами и командами · v2.11.0</w:t>
+        <w:t>Управление стримами и командами · v2.11.1</w:t>
       </w:r>
     </w:p>
     <w:p>
@@ -4303,7 +4303,7 @@
         <w:rPr>
           <w:i/>
         </w:rPr>
-        <w:t>Сгенерировано для приложения «Управление стримами и командами» v2.11.0.</w:t>
+        <w:t>Сгенерировано для приложения «Управление стримами и командами» v2.11.1.</w:t>
       </w:r>
     </w:p>
     <w:sectPr>

--- a/Архитектура_приложения.docx
+++ b/Архитектура_приложения.docx
@@ -15,7 +15,7 @@
         <w:rPr>
           <w:i/>
         </w:rPr>
-        <w:t>Управление стримами и командами · v2.11.1</w:t>
+        <w:t>Управление стримами и командами · v2.12.0</w:t>
       </w:r>
     </w:p>
     <w:p>
@@ -728,7 +728,7 @@
     </w:p>
     <w:p>
       <w:r>
-        <w:t>PostgreSQL хранит 51 таблиц команды по доменам и 4 таблицы платформы. Всё состояние — единый снимок GET/PUT /api/state с оптимистичной блокировкой (app_meta). Связи логические (по строковым id). Схема — Flyway V1–V13.</w:t>
+        <w:t>PostgreSQL хранит 51 таблиц команды по доменам и 4 таблицы платформы. Всё состояние — единый снимок GET/PUT /api/state с оптимистичной блокировкой (app_meta). Связи логические (по строковым id). Схема — Flyway V1–V14.</w:t>
       </w:r>
     </w:p>
     <w:p>
@@ -1102,6 +1102,26 @@
           </w:p>
         </w:tc>
       </w:tr>
+      <w:tr>
+        <w:tc>
+          <w:tcPr>
+            <w:tcW w:type="dxa" w:w="4680"/>
+          </w:tcPr>
+          <w:p>
+            <w:r>
+              <w:t>V14</w:t>
+            </w:r>
+          </w:p>
+        </w:tc>
+        <w:tc>
+          <w:tcPr>
+            <w:tcW w:type="dxa" w:w="4680"/>
+          </w:tcPr>
+          <w:p>
+            <w:r/>
+          </w:p>
+        </w:tc>
+      </w:tr>
     </w:tbl>
     <w:p>
       <w:pPr>
@@ -1248,7 +1268,7 @@
         <w:pStyle w:val="ListBullet"/>
       </w:pPr>
       <w:r>
-        <w:t>Схема на команду: первая команда (t1) — public, каждая новая — team_&lt;id&gt;; набор таблиц команды одинаков и мигрируется теми же V1…V13.</w:t>
+        <w:t>Схема на команду: первая команда (t1) — public, каждая новая — team_&lt;id&gt;; набор таблиц команды одинаков и мигрируется теми же V1…V14.</w:t>
       </w:r>
     </w:p>
     <w:p>
@@ -1551,7 +1571,7 @@
           </w:tcPr>
           <w:p>
             <w:r>
-              <w:t>8</w:t>
+              <w:t>9</w:t>
             </w:r>
           </w:p>
         </w:tc>
@@ -4303,7 +4323,7 @@
         <w:rPr>
           <w:i/>
         </w:rPr>
-        <w:t>Сгенерировано для приложения «Управление стримами и командами» v2.11.1.</w:t>
+        <w:t>Сгенерировано для приложения «Управление стримами и командами» v2.12.0.</w:t>
       </w:r>
     </w:p>
     <w:sectPr>

--- a/Архитектура_приложения.docx
+++ b/Архитектура_приложения.docx
@@ -15,7 +15,7 @@
         <w:rPr>
           <w:i/>
         </w:rPr>
-        <w:t>Управление стримами и командами · v2.12.0</w:t>
+        <w:t>Управление стримами и командами · v2.13.0</w:t>
       </w:r>
     </w:p>
     <w:p>
@@ -4323,7 +4323,7 @@
         <w:rPr>
           <w:i/>
         </w:rPr>
-        <w:t>Сгенерировано для приложения «Управление стримами и командами» v2.12.0.</w:t>
+        <w:t>Сгенерировано для приложения «Управление стримами и командами» v2.13.0.</w:t>
       </w:r>
     </w:p>
     <w:sectPr>

--- a/Архитектура_приложения.docx
+++ b/Архитектура_приложения.docx
@@ -15,7 +15,7 @@
         <w:rPr>
           <w:i/>
         </w:rPr>
-        <w:t>Управление стримами и командами · v2.13.0</w:t>
+        <w:t>Управление стримами и командами · v2.13.1</w:t>
       </w:r>
     </w:p>
     <w:p>
@@ -4323,7 +4323,7 @@
         <w:rPr>
           <w:i/>
         </w:rPr>
-        <w:t>Сгенерировано для приложения «Управление стримами и командами» v2.13.0.</w:t>
+        <w:t>Сгенерировано для приложения «Управление стримами и командами» v2.13.1.</w:t>
       </w:r>
     </w:p>
     <w:sectPr>
